--- a/zaini_case_audit_output/outputs/word/documents/169_ملخص الشكوى لولي العهد.docx.docx
+++ b/zaini_case_audit_output/outputs/word/documents/169_ملخص الشكوى لولي العهد.docx.docx
@@ -51,6 +51,20 @@
           <w:i/>
         </w:rPr>
         <w:t>[مخرج آلي / Script Output - سماوي]  [مخرج آلي يحتاج مراجعة بشرية - وردي]</w:t>
+      </w:r>
+    </w:p>
+    <w:p>
+      <w:pPr>
+        <w:jc w:val="right"/>
+        <w:bidi/>
+      </w:pPr>
+      <w:r>
+        <w:rPr>
+          <w:b w:val="0"/>
+          <w:i/>
+          <w:color w:val="C00000"/>
+        </w:rPr>
+        <w:t>[نص ممسوح OCR صُحِّح ترتيبه آلياً — قد يحتوي أخطاء طفيفة]</w:t>
       </w:r>
     </w:p>
     <w:p/>
@@ -194,7 +208,7 @@
           <w:b w:val="0"/>
           <w:i w:val="0"/>
         </w:rPr>
-        <w:t>ألتمس من سموكم الكريم: التوجيه بإحالة خطابي هذا للمحكمة العليا لدراسته وتحويل ملف القضية كاملاً لدائرة استئناف أخرى لما شاب الحكم من مخالفات شرعية،وتوجيه المحكمة العليا باتخاذ قرارها بوقف التنفيذ.</w:t>
+        <w:t>.ذيفنتلا فقوب اهرارق ذاختاب ايلعلا ةمكحملا هيجوتو،ةيعرش تافلاخم نم مكحلا باش امل ىرخأ فانئتسا ةرئادل ًالماك ةيضقلا فلم ليوحتو هتساردل ايلعلا ةمكحملل اذه يباطخ ةلاحإب هيجوتلا :ميركلا مكومس نم سمتلأ</w:t>
       </w:r>
     </w:p>
     <w:sectPr>
